--- a/test-markdown/__golden__/incident-mermaid-heavy.docx
+++ b/test-markdown/__golden__/incident-mermaid-heavy.docx
@@ -370,12 +370,12 @@
           <wp:inline distB="0" distL="0" distR="0" distT="0">
             <wp:extent cx="5743575" cy="9315450"/>
             <wp:effectExtent b="0" l="0" r="0" t="0"/>
-            <wp:docPr id="2" name="image-x4JdhSp09wQOppuHt2CW1.png"/>
+            <wp:docPr id="2" name="image-pW-f9iXsZ-w12EGJrdoZ1.png"/>
             <a:graphic>
               <a:graphicData uri="http://schemas.openxmlformats.org/drawingml/2006/picture">
                 <pic:pic>
                   <pic:nvPicPr>
-                    <pic:cNvPr id="2" name="image-x4JdhSp09wQOppuHt2CW1.png" descr="Mermaid diagram 1"/>
+                    <pic:cNvPr id="2" name="image-pW-f9iXsZ-w12EGJrdoZ1.png" descr="Mermaid diagram 1"/>
                     <pic:cNvPicPr/>
                   </pic:nvPicPr>
                   <pic:blipFill>
@@ -419,12 +419,12 @@
           <wp:inline distB="0" distL="0" distR="0" distT="0">
             <wp:extent cx="5438775" cy="4667250"/>
             <wp:effectExtent b="0" l="0" r="0" t="0"/>
-            <wp:docPr id="4" name="image-aIRnUj3A--_HX8NXCnD_9.png"/>
+            <wp:docPr id="4" name="image-PWlYvRvaZJ6HicMqBV9Qj.png"/>
             <a:graphic>
               <a:graphicData uri="http://schemas.openxmlformats.org/drawingml/2006/picture">
                 <pic:pic>
                   <pic:nvPicPr>
-                    <pic:cNvPr id="4" name="image-aIRnUj3A--_HX8NXCnD_9.png" descr="Mermaid diagram 2"/>
+                    <pic:cNvPr id="4" name="image-PWlYvRvaZJ6HicMqBV9Qj.png" descr="Mermaid diagram 2"/>
                     <pic:cNvPicPr/>
                   </pic:nvPicPr>
                   <pic:blipFill>
@@ -468,12 +468,12 @@
           <wp:inline distB="0" distL="0" distR="0" distT="0">
             <wp:extent cx="6410325" cy="428625"/>
             <wp:effectExtent b="0" l="0" r="0" t="0"/>
-            <wp:docPr id="6" name="image-jNSvgKMV5mXIfen2L626L.png"/>
+            <wp:docPr id="6" name="image-uVSJBaob1dSW9EN9XryJn.png"/>
             <a:graphic>
               <a:graphicData uri="http://schemas.openxmlformats.org/drawingml/2006/picture">
                 <pic:pic>
                   <pic:nvPicPr>
-                    <pic:cNvPr id="6" name="image-jNSvgKMV5mXIfen2L626L.png" descr="Mermaid diagram 3"/>
+                    <pic:cNvPr id="6" name="image-uVSJBaob1dSW9EN9XryJn.png" descr="Mermaid diagram 3"/>
                     <pic:cNvPicPr/>
                   </pic:nvPicPr>
                   <pic:blipFill>
@@ -818,17 +818,6 @@
             </w:pPr>
             <w:r>
               <w:rPr>
-                <w:color w:val="475569"/>
-              </w:rPr>
-              <w:t xml:space="preserve">python</w:t>
-            </w:r>
-          </w:p>
-          <w:p>
-            <w:pPr>
-              <w:spacing w:lineRule="auto"/>
-            </w:pPr>
-            <w:r>
-              <w:rPr>
                 <w:color w:val="cf222e"/>
               </w:rPr>
               <w:t xml:space="preserve">def</w:t>
@@ -853,7 +842,7 @@
             </w:r>
             <w:r>
               <w:rPr>
-                <w:color w:val="24292f"/>
+                <w:color w:val="953800"/>
               </w:rPr>
               <w:t xml:space="preserve">client, registry_root, watcher_factory</w:t>
             </w:r>
@@ -904,7 +893,7 @@
             </w:r>
             <w:r>
               <w:rPr>
-                <w:color w:val="0a3069"/>
+                <w:color w:val="0550ae"/>
               </w:rPr>
               <w:t xml:space="preserve">{registry_root}</w:t>
             </w:r>
@@ -933,7 +922,7 @@
             </w:r>
             <w:r>
               <w:rPr>
-                <w:color w:val="0a3069"/>
+                <w:color w:val="0550ae"/>
               </w:rPr>
               <w:t xml:space="preserve">{registry_root}</w:t>
             </w:r>
@@ -962,7 +951,7 @@
             </w:r>
             <w:r>
               <w:rPr>
-                <w:color w:val="0a3069"/>
+                <w:color w:val="0550ae"/>
               </w:rPr>
               <w:t xml:space="preserve">{registry_root}</w:t>
             </w:r>
@@ -1231,7 +1220,7 @@
             </w:r>
             <w:r>
               <w:rPr>
-                <w:color w:val="0a3069"/>
+                <w:color w:val="0550ae"/>
               </w:rPr>
               <w:t xml:space="preserve">{registry_root}</w:t>
             </w:r>
@@ -1260,7 +1249,7 @@
             </w:r>
             <w:r>
               <w:rPr>
-                <w:color w:val="0a3069"/>
+                <w:color w:val="0550ae"/>
               </w:rPr>
               <w:t xml:space="preserve">{registry_root}</w:t>
             </w:r>
@@ -1289,7 +1278,7 @@
             </w:r>
             <w:r>
               <w:rPr>
-                <w:color w:val="0a3069"/>
+                <w:color w:val="0550ae"/>
               </w:rPr>
               <w:t xml:space="preserve">{registry_root}</w:t>
             </w:r>
@@ -1558,7 +1547,7 @@
             </w:r>
             <w:r>
               <w:rPr>
-                <w:color w:val="0a3069"/>
+                <w:color w:val="0550ae"/>
               </w:rPr>
               <w:t xml:space="preserve">{registry_root}</w:t>
             </w:r>
@@ -1587,7 +1576,7 @@
             </w:r>
             <w:r>
               <w:rPr>
-                <w:color w:val="0a3069"/>
+                <w:color w:val="0550ae"/>
               </w:rPr>
               <w:t xml:space="preserve">{registry_root}</w:t>
             </w:r>
@@ -1616,7 +1605,7 @@
             </w:r>
             <w:r>
               <w:rPr>
-                <w:color w:val="0a3069"/>
+                <w:color w:val="0550ae"/>
               </w:rPr>
               <w:t xml:space="preserve">{registry_root}</w:t>
             </w:r>
@@ -1885,7 +1874,7 @@
             </w:r>
             <w:r>
               <w:rPr>
-                <w:color w:val="0a3069"/>
+                <w:color w:val="0550ae"/>
               </w:rPr>
               <w:t xml:space="preserve">{registry_root}</w:t>
             </w:r>
@@ -1914,7 +1903,7 @@
             </w:r>
             <w:r>
               <w:rPr>
-                <w:color w:val="0a3069"/>
+                <w:color w:val="0550ae"/>
               </w:rPr>
               <w:t xml:space="preserve">{registry_root}</w:t>
             </w:r>
@@ -1943,7 +1932,7 @@
             </w:r>
             <w:r>
               <w:rPr>
-                <w:color w:val="0a3069"/>
+                <w:color w:val="0550ae"/>
               </w:rPr>
               <w:t xml:space="preserve">{registry_root}</w:t>
             </w:r>
